--- a/exe_belly/shablons/UK_notif_shablon.docx
+++ b/exe_belly/shablons/UK_notif_shablon.docx
@@ -78,24 +78,26 @@
     <w:tbl>
       <w:tblPr>
         <w:tblStyle w:val="ab"/>
-        <w:tblW w:w="10490" w:type="dxa"/>
+        <w:tblW w:w="10627" w:type="dxa"/>
+        <w:tblBorders>
+          <w:top w:val="none" w:sz="0" w:space="0" w:color="auto"/>
+          <w:left w:val="none" w:sz="0" w:space="0" w:color="auto"/>
+          <w:bottom w:val="none" w:sz="0" w:space="0" w:color="auto"/>
+          <w:right w:val="none" w:sz="0" w:space="0" w:color="auto"/>
+          <w:insideH w:val="none" w:sz="0" w:space="0" w:color="auto"/>
+          <w:insideV w:val="none" w:sz="0" w:space="0" w:color="auto"/>
+        </w:tblBorders>
         <w:tblLayout w:type="fixed"/>
         <w:tblLook w:val="04A0" w:firstRow="1" w:lastRow="0" w:firstColumn="1" w:lastColumn="0" w:noHBand="0" w:noVBand="1"/>
       </w:tblPr>
       <w:tblGrid>
-        <w:gridCol w:w="6237"/>
-        <w:gridCol w:w="4253"/>
+        <w:gridCol w:w="3964"/>
+        <w:gridCol w:w="6663"/>
       </w:tblGrid>
       <w:tr>
         <w:tc>
           <w:tcPr>
-            <w:tcW w:w="6237" w:type="dxa"/>
-            <w:tcBorders>
-              <w:top w:val="nil"/>
-              <w:left w:val="nil"/>
-              <w:bottom w:val="nil"/>
-              <w:right w:val="nil"/>
-            </w:tcBorders>
+            <w:tcW w:w="3964" w:type="dxa"/>
           </w:tcPr>
           <w:p>
             <w:pPr>
@@ -131,14 +133,37 @@
         </w:tc>
         <w:tc>
           <w:tcPr>
-            <w:tcW w:w="4253" w:type="dxa"/>
-            <w:tcBorders>
-              <w:top w:val="nil"/>
-              <w:left w:val="nil"/>
-              <w:bottom w:val="nil"/>
-              <w:right w:val="nil"/>
-            </w:tcBorders>
+            <w:tcW w:w="6663" w:type="dxa"/>
           </w:tcPr>
+          <w:p>
+            <w:pPr>
+              <w:widowControl w:val="0"/>
+              <w:spacing w:after="0" w:line="240" w:lineRule="auto"/>
+              <w:jc w:val="right"/>
+              <w:rPr>
+                <w:rFonts w:ascii="Times New Roman" w:eastAsia="Times New Roman" w:hAnsi="Times New Roman" w:cs="Times New Roman"/>
+                <w:sz w:val="28"/>
+                <w:szCs w:val="28"/>
+                <w:lang w:val="en-US"/>
+              </w:rPr>
+            </w:pPr>
+            <w:r>
+              <w:rPr>
+                <w:rFonts w:ascii="Times New Roman" w:eastAsia="Times New Roman" w:hAnsi="Times New Roman" w:cs="Times New Roman"/>
+                <w:sz w:val="28"/>
+                <w:szCs w:val="28"/>
+              </w:rPr>
+              <w:t>{{УК}},</w:t>
+            </w:r>
+            <w:r>
+              <w:rPr>
+                <w:rFonts w:ascii="Times New Roman" w:eastAsia="Times New Roman" w:hAnsi="Times New Roman" w:cs="Times New Roman"/>
+                <w:sz w:val="28"/>
+                <w:szCs w:val="28"/>
+              </w:rPr>
+              <w:t xml:space="preserve"> </w:t>
+            </w:r>
+          </w:p>
           <w:p>
             <w:pPr>
               <w:widowControl w:val="0"/>
@@ -147,49 +172,16 @@
               <w:jc w:val="right"/>
               <w:rPr>
                 <w:rFonts w:ascii="Times New Roman" w:eastAsia="Times New Roman" w:hAnsi="Times New Roman" w:cs="Times New Roman"/>
-                <w:sz w:val="28"/>
-                <w:szCs w:val="28"/>
-                <w:lang w:val="en-US"/>
-              </w:rPr>
-            </w:pPr>
-            <w:r>
-              <w:rPr>
-                <w:rFonts w:ascii="Times New Roman" w:eastAsia="Times New Roman" w:hAnsi="Times New Roman" w:cs="Times New Roman"/>
-                <w:sz w:val="28"/>
-                <w:szCs w:val="28"/>
-              </w:rPr>
-              <w:t>{{</w:t>
-            </w:r>
-            <w:r>
-              <w:rPr>
-                <w:rFonts w:ascii="Times New Roman" w:eastAsia="Times New Roman" w:hAnsi="Times New Roman" w:cs="Times New Roman"/>
-                <w:sz w:val="28"/>
-                <w:szCs w:val="28"/>
-              </w:rPr>
-              <w:t>УК</w:t>
-            </w:r>
-            <w:r>
-              <w:rPr>
-                <w:rFonts w:ascii="Times New Roman" w:eastAsia="Times New Roman" w:hAnsi="Times New Roman" w:cs="Times New Roman"/>
-                <w:sz w:val="28"/>
-                <w:szCs w:val="28"/>
-              </w:rPr>
-              <w:t>}},</w:t>
-            </w:r>
-            <w:r>
-              <w:rPr>
-                <w:rFonts w:ascii="Times New Roman" w:eastAsia="Times New Roman" w:hAnsi="Times New Roman" w:cs="Times New Roman"/>
-                <w:sz w:val="28"/>
-                <w:szCs w:val="28"/>
-              </w:rPr>
-              <w:t xml:space="preserve"> </w:t>
-            </w:r>
+                <w:color w:val="000000" w:themeColor="text1"/>
+                <w:sz w:val="28"/>
+                <w:szCs w:val="28"/>
+              </w:rPr>
+            </w:pPr>
           </w:p>
           <w:p>
             <w:pPr>
               <w:widowControl w:val="0"/>
               <w:spacing w:after="0" w:line="240" w:lineRule="auto"/>
-              <w:ind w:right="283"/>
               <w:jc w:val="right"/>
               <w:rPr>
                 <w:rFonts w:ascii="Times New Roman" w:eastAsia="Times New Roman" w:hAnsi="Times New Roman" w:cs="Times New Roman"/>
@@ -209,6 +201,7 @@
               </w:rPr>
               <w:t>{{</w:t>
             </w:r>
+            <w:proofErr w:type="spellStart"/>
             <w:r>
               <w:rPr>
                 <w:rFonts w:ascii="Times New Roman" w:eastAsia="Times New Roman" w:hAnsi="Times New Roman" w:cs="Times New Roman"/>
@@ -216,8 +209,51 @@
                 <w:sz w:val="28"/>
                 <w:szCs w:val="28"/>
               </w:rPr>
-              <w:t>Адрес УК</w:t>
-            </w:r>
+              <w:t>Адрес</w:t>
+            </w:r>
+            <w:r>
+              <w:rPr>
+                <w:rFonts w:ascii="Times New Roman" w:eastAsia="Times New Roman" w:hAnsi="Times New Roman" w:cs="Times New Roman"/>
+                <w:color w:val="000000" w:themeColor="text1"/>
+                <w:sz w:val="28"/>
+                <w:szCs w:val="28"/>
+              </w:rPr>
+              <w:t>_</w:t>
+            </w:r>
+            <w:proofErr w:type="gramStart"/>
+            <w:r>
+              <w:rPr>
+                <w:rFonts w:ascii="Times New Roman" w:eastAsia="Times New Roman" w:hAnsi="Times New Roman" w:cs="Times New Roman"/>
+                <w:color w:val="000000" w:themeColor="text1"/>
+                <w:sz w:val="28"/>
+                <w:szCs w:val="28"/>
+              </w:rPr>
+              <w:t>УК</w:t>
+            </w:r>
+            <w:proofErr w:type="spellEnd"/>
+            <w:r>
+              <w:rPr>
+                <w:rFonts w:ascii="Times New Roman" w:eastAsia="Times New Roman" w:hAnsi="Times New Roman" w:cs="Times New Roman"/>
+                <w:color w:val="000000" w:themeColor="text1"/>
+                <w:sz w:val="28"/>
+                <w:szCs w:val="28"/>
+                <w:lang w:val="en-US"/>
+              </w:rPr>
+              <w:t>:</w:t>
+            </w:r>
+            <w:proofErr w:type="spellStart"/>
+            <w:r>
+              <w:rPr>
+                <w:rFonts w:ascii="Times New Roman" w:eastAsia="Times New Roman" w:hAnsi="Times New Roman" w:cs="Times New Roman"/>
+                <w:color w:val="000000" w:themeColor="text1"/>
+                <w:sz w:val="28"/>
+                <w:szCs w:val="28"/>
+                <w:lang w:val="en-US"/>
+              </w:rPr>
+              <w:t>addr</w:t>
+            </w:r>
+            <w:proofErr w:type="spellEnd"/>
+            <w:proofErr w:type="gramEnd"/>
             <w:r>
               <w:rPr>
                 <w:rFonts w:ascii="Times New Roman" w:eastAsia="Times New Roman" w:hAnsi="Times New Roman" w:cs="Times New Roman"/>
@@ -250,13 +286,7 @@
       <w:tr>
         <w:tc>
           <w:tcPr>
-            <w:tcW w:w="6237" w:type="dxa"/>
-            <w:tcBorders>
-              <w:top w:val="nil"/>
-              <w:left w:val="nil"/>
-              <w:bottom w:val="nil"/>
-              <w:right w:val="nil"/>
-            </w:tcBorders>
+            <w:tcW w:w="3964" w:type="dxa"/>
           </w:tcPr>
           <w:p>
             <w:pPr>
@@ -274,13 +304,7 @@
         </w:tc>
         <w:tc>
           <w:tcPr>
-            <w:tcW w:w="4253" w:type="dxa"/>
-            <w:tcBorders>
-              <w:top w:val="nil"/>
-              <w:left w:val="nil"/>
-              <w:bottom w:val="nil"/>
-              <w:right w:val="nil"/>
-            </w:tcBorders>
+            <w:tcW w:w="6663" w:type="dxa"/>
           </w:tcPr>
           <w:p>
             <w:pPr>
@@ -360,7 +384,7 @@
           <w:i/>
           <w:sz w:val="28"/>
           <w:szCs w:val="28"/>
-          <w:lang w:val="en-US" w:eastAsia="x-none"/>
+          <w:lang w:eastAsia="x-none"/>
         </w:rPr>
       </w:pPr>
     </w:p>
@@ -487,27 +511,7 @@
           <w:szCs w:val="28"/>
           <w:lang w:eastAsia="x-none"/>
         </w:rPr>
-        <w:t>{{</w:t>
-      </w:r>
-      <w:r>
-        <w:rPr>
-          <w:rFonts w:ascii="Times New Roman" w:eastAsia="Times New Roman" w:hAnsi="Times New Roman" w:cs="Times New Roman"/>
-          <w:b/>
-          <w:sz w:val="28"/>
-          <w:szCs w:val="28"/>
-          <w:lang w:eastAsia="x-none"/>
-        </w:rPr>
-        <w:t>Дата</w:t>
-      </w:r>
-      <w:r>
-        <w:rPr>
-          <w:rFonts w:ascii="Times New Roman" w:eastAsia="Times New Roman" w:hAnsi="Times New Roman" w:cs="Times New Roman"/>
-          <w:b/>
-          <w:sz w:val="28"/>
-          <w:szCs w:val="28"/>
-          <w:lang w:eastAsia="x-none"/>
-        </w:rPr>
-        <w:t>}}</w:t>
+        <w:t>{{Дата}}</w:t>
       </w:r>
       <w:r>
         <w:rPr>
@@ -689,7 +693,7 @@
           <w:bCs/>
           <w:sz w:val="24"/>
           <w:szCs w:val="24"/>
-          <w:lang w:val="en-US" w:eastAsia="ru-RU"/>
+          <w:lang w:eastAsia="ru-RU"/>
         </w:rPr>
       </w:pPr>
     </w:p>
@@ -1029,13 +1033,11 @@
               <w:spacing w:after="0" w:line="240" w:lineRule="auto"/>
               <w:rPr>
                 <w:rFonts w:ascii="Times New Roman" w:eastAsia="Times New Roman" w:hAnsi="Times New Roman" w:cs="Times New Roman"/>
-                <w:highlight w:val="red"/>
-              </w:rPr>
-            </w:pPr>
-            <w:r>
-              <w:rPr>
-                <w:rFonts w:ascii="Times New Roman" w:eastAsia="Times New Roman" w:hAnsi="Times New Roman" w:cs="Times New Roman"/>
-                <w:highlight w:val="red"/>
+              </w:rPr>
+            </w:pPr>
+            <w:r>
+              <w:rPr>
+                <w:rFonts w:ascii="Times New Roman" w:eastAsia="Times New Roman" w:hAnsi="Times New Roman" w:cs="Times New Roman"/>
               </w:rPr>
               <w:t>602581142</w:t>
             </w:r>
@@ -1051,14 +1053,12 @@
               <w:spacing w:after="0" w:line="240" w:lineRule="auto"/>
               <w:rPr>
                 <w:rFonts w:ascii="Times New Roman" w:eastAsia="Times New Roman" w:hAnsi="Times New Roman" w:cs="Times New Roman"/>
-                <w:highlight w:val="magenta"/>
               </w:rPr>
             </w:pPr>
             <w:proofErr w:type="spellStart"/>
             <w:r>
               <w:rPr>
                 <w:rFonts w:ascii="Times New Roman" w:eastAsia="Times New Roman" w:hAnsi="Times New Roman" w:cs="Times New Roman"/>
-                <w:highlight w:val="magenta"/>
               </w:rPr>
               <w:t>г.Новосибирск</w:t>
             </w:r>
@@ -1066,56 +1066,48 @@
             <w:r>
               <w:rPr>
                 <w:rFonts w:ascii="Times New Roman" w:eastAsia="Times New Roman" w:hAnsi="Times New Roman" w:cs="Times New Roman"/>
-                <w:highlight w:val="magenta"/>
               </w:rPr>
               <w:t xml:space="preserve"> </w:t>
             </w:r>
             <w:r>
               <w:rPr>
                 <w:rFonts w:ascii="Times New Roman" w:eastAsia="Times New Roman" w:hAnsi="Times New Roman" w:cs="Times New Roman"/>
-                <w:highlight w:val="magenta"/>
               </w:rPr>
               <w:t xml:space="preserve">ул. </w:t>
             </w:r>
             <w:r>
               <w:rPr>
                 <w:rFonts w:ascii="Times New Roman" w:eastAsia="Times New Roman" w:hAnsi="Times New Roman" w:cs="Times New Roman"/>
-                <w:highlight w:val="magenta"/>
               </w:rPr>
               <w:t>ВОСХОД</w:t>
             </w:r>
             <w:r>
               <w:rPr>
                 <w:rFonts w:ascii="Times New Roman" w:eastAsia="Times New Roman" w:hAnsi="Times New Roman" w:cs="Times New Roman"/>
-                <w:highlight w:val="magenta"/>
               </w:rPr>
               <w:t xml:space="preserve">, д. </w:t>
             </w:r>
             <w:r>
               <w:rPr>
                 <w:rFonts w:ascii="Times New Roman" w:eastAsia="Times New Roman" w:hAnsi="Times New Roman" w:cs="Times New Roman"/>
-                <w:highlight w:val="magenta"/>
               </w:rPr>
               <w:t>11</w:t>
             </w:r>
             <w:r>
               <w:rPr>
                 <w:rFonts w:ascii="Times New Roman" w:eastAsia="Times New Roman" w:hAnsi="Times New Roman" w:cs="Times New Roman"/>
-                <w:highlight w:val="magenta"/>
               </w:rPr>
               <w:t xml:space="preserve">, </w:t>
             </w:r>
             <w:r>
               <w:rPr>
                 <w:rFonts w:ascii="Times New Roman" w:eastAsia="Times New Roman" w:hAnsi="Times New Roman" w:cs="Times New Roman"/>
-                <w:highlight w:val="magenta"/>
               </w:rPr>
               <w:t>кв.</w:t>
             </w:r>
             <w:r>
               <w:rPr>
                 <w:rFonts w:ascii="Times New Roman" w:eastAsia="Times New Roman" w:hAnsi="Times New Roman" w:cs="Times New Roman"/>
-                <w:highlight w:val="magenta"/>
               </w:rPr>
               <w:t xml:space="preserve"> 14                                          07.05.2026 в период с 09:00-13:00 часов</w:t>
             </w:r>
@@ -1153,13 +1145,11 @@
               <w:spacing w:after="0" w:line="240" w:lineRule="auto"/>
               <w:rPr>
                 <w:rFonts w:ascii="Times New Roman" w:eastAsia="Times New Roman" w:hAnsi="Times New Roman" w:cs="Times New Roman"/>
-                <w:highlight w:val="red"/>
-              </w:rPr>
-            </w:pPr>
-            <w:r>
-              <w:rPr>
-                <w:rFonts w:ascii="Times New Roman" w:eastAsia="Times New Roman" w:hAnsi="Times New Roman" w:cs="Times New Roman"/>
-                <w:highlight w:val="red"/>
+              </w:rPr>
+            </w:pPr>
+            <w:r>
+              <w:rPr>
+                <w:rFonts w:ascii="Times New Roman" w:eastAsia="Times New Roman" w:hAnsi="Times New Roman" w:cs="Times New Roman"/>
               </w:rPr>
               <w:t>61078056</w:t>
             </w:r>
@@ -1175,13 +1165,11 @@
               <w:spacing w:after="0" w:line="240" w:lineRule="auto"/>
               <w:rPr>
                 <w:rFonts w:ascii="Times New Roman" w:eastAsia="Times New Roman" w:hAnsi="Times New Roman" w:cs="Times New Roman"/>
-                <w:highlight w:val="magenta"/>
-              </w:rPr>
-            </w:pPr>
-            <w:r>
-              <w:rPr>
-                <w:rFonts w:ascii="Times New Roman" w:eastAsia="Times New Roman" w:hAnsi="Times New Roman" w:cs="Times New Roman"/>
-                <w:highlight w:val="magenta"/>
+              </w:rPr>
+            </w:pPr>
+            <w:r>
+              <w:rPr>
+                <w:rFonts w:ascii="Times New Roman" w:eastAsia="Times New Roman" w:hAnsi="Times New Roman" w:cs="Times New Roman"/>
               </w:rPr>
               <w:t>г. НОВОСИБИРСК, ВЫБОРНАЯ УЛ. д. 124 кв.  56                              07.05.2026 в период с 13:00-17:00 часов</w:t>
             </w:r>
@@ -1193,6 +1181,81 @@
       <w:pPr>
         <w:spacing w:after="0" w:line="240" w:lineRule="auto"/>
       </w:pPr>
+    </w:p>
+    <w:p>
+      <w:pPr>
+        <w:spacing w:after="0" w:line="240" w:lineRule="auto"/>
+        <w:rPr>
+          <w:rFonts w:ascii="Times New Roman" w:hAnsi="Times New Roman" w:cs="Times New Roman"/>
+          <w:sz w:val="24"/>
+          <w:szCs w:val="24"/>
+          <w:lang w:val="en-US"/>
+        </w:rPr>
+      </w:pPr>
+      <w:r>
+        <w:rPr>
+          <w:rFonts w:ascii="Times New Roman" w:hAnsi="Times New Roman" w:cs="Times New Roman"/>
+          <w:sz w:val="24"/>
+          <w:szCs w:val="24"/>
+          <w:lang w:val="en-US"/>
+        </w:rPr>
+        <w:t>{</w:t>
+      </w:r>
+      <w:proofErr w:type="gramStart"/>
+      <w:r>
+        <w:rPr>
+          <w:rFonts w:ascii="Times New Roman" w:hAnsi="Times New Roman" w:cs="Times New Roman"/>
+          <w:sz w:val="24"/>
+          <w:szCs w:val="24"/>
+          <w:lang w:val="en-US"/>
+        </w:rPr>
+        <w:t>{</w:t>
+      </w:r>
+      <w:r>
+        <w:rPr>
+          <w:rFonts w:ascii="Times New Roman" w:hAnsi="Times New Roman" w:cs="Times New Roman"/>
+          <w:sz w:val="24"/>
+          <w:szCs w:val="24"/>
+        </w:rPr>
+        <w:t>:</w:t>
+      </w:r>
+      <w:r>
+        <w:rPr>
+          <w:rFonts w:ascii="Times New Roman" w:hAnsi="Times New Roman" w:cs="Times New Roman"/>
+          <w:sz w:val="24"/>
+          <w:szCs w:val="24"/>
+          <w:lang w:val="en-US"/>
+        </w:rPr>
+        <w:t>table</w:t>
+      </w:r>
+      <w:proofErr w:type="gramEnd"/>
+      <w:r>
+        <w:rPr>
+          <w:rFonts w:ascii="Times New Roman" w:hAnsi="Times New Roman" w:cs="Times New Roman"/>
+          <w:sz w:val="24"/>
+          <w:szCs w:val="24"/>
+          <w:lang w:val="en-US"/>
+        </w:rPr>
+        <w:t>}</w:t>
+      </w:r>
+      <w:r>
+        <w:rPr>
+          <w:rFonts w:ascii="Times New Roman" w:hAnsi="Times New Roman" w:cs="Times New Roman"/>
+          <w:sz w:val="24"/>
+          <w:szCs w:val="24"/>
+          <w:lang w:val="en-US"/>
+        </w:rPr>
+        <w:t>}</w:t>
+      </w:r>
+      <w:r>
+        <w:rPr>
+          <w:rFonts w:ascii="Times New Roman" w:hAnsi="Times New Roman" w:cs="Times New Roman"/>
+          <w:sz w:val="24"/>
+          <w:szCs w:val="24"/>
+          <w:lang w:val="en-US"/>
+        </w:rPr>
+        <w:t xml:space="preserve"> </w:t>
+      </w:r>
     </w:p>
     <w:sectPr>
       <w:pgSz w:w="11906" w:h="16838"/>
@@ -1611,6 +1674,7 @@
   <w:style w:type="character" w:default="1" w:styleId="a0">
     <w:name w:val="Default Paragraph Font"/>
     <w:uiPriority w:val="1"/>
+    <w:semiHidden/>
     <w:unhideWhenUsed/>
   </w:style>
   <w:style w:type="table" w:default="1" w:styleId="a1">

--- a/exe_belly/shablons/UK_notif_shablon.docx
+++ b/exe_belly/shablons/UK_notif_shablon.docx
@@ -220,7 +220,6 @@
               </w:rPr>
               <w:t>_</w:t>
             </w:r>
-            <w:proofErr w:type="gramStart"/>
             <w:r>
               <w:rPr>
                 <w:rFonts w:ascii="Times New Roman" w:eastAsia="Times New Roman" w:hAnsi="Times New Roman" w:cs="Times New Roman"/>
@@ -253,7 +252,6 @@
               <w:t>addr</w:t>
             </w:r>
             <w:proofErr w:type="spellEnd"/>
-            <w:proofErr w:type="gramEnd"/>
             <w:r>
               <w:rPr>
                 <w:rFonts w:ascii="Times New Roman" w:eastAsia="Times New Roman" w:hAnsi="Times New Roman" w:cs="Times New Roman"/>
@@ -898,7 +896,7 @@
           <w:b/>
           <w:sz w:val="28"/>
           <w:szCs w:val="28"/>
-          <w:lang w:eastAsia="x-none"/>
+          <w:lang w:val="en-US" w:eastAsia="x-none"/>
         </w:rPr>
       </w:pPr>
       <w:r>
@@ -912,275 +910,6 @@
         <w:lastRenderedPageBreak/>
         <w:t>Приложение: Реестр для замены приборов учета</w:t>
       </w:r>
-    </w:p>
-    <w:tbl>
-      <w:tblPr>
-        <w:tblStyle w:val="ab"/>
-        <w:tblW w:w="10620" w:type="dxa"/>
-        <w:tblLayout w:type="fixed"/>
-        <w:tblLook w:val="04A0" w:firstRow="1" w:lastRow="0" w:firstColumn="1" w:lastColumn="0" w:noHBand="0" w:noVBand="1"/>
-      </w:tblPr>
-      <w:tblGrid>
-        <w:gridCol w:w="985"/>
-        <w:gridCol w:w="3405"/>
-        <w:gridCol w:w="6230"/>
-      </w:tblGrid>
-      <w:tr>
-        <w:tc>
-          <w:tcPr>
-            <w:tcW w:w="985" w:type="dxa"/>
-          </w:tcPr>
-          <w:p>
-            <w:pPr>
-              <w:widowControl w:val="0"/>
-              <w:spacing w:after="0" w:line="240" w:lineRule="auto"/>
-              <w:rPr>
-                <w:sz w:val="28"/>
-                <w:szCs w:val="28"/>
-                <w:lang w:eastAsia="x-none"/>
-              </w:rPr>
-            </w:pPr>
-            <w:r>
-              <w:rPr>
-                <w:rFonts w:ascii="Times New Roman" w:eastAsia="Times New Roman" w:hAnsi="Times New Roman" w:cs="Times New Roman"/>
-                <w:sz w:val="28"/>
-                <w:szCs w:val="28"/>
-                <w:lang w:eastAsia="x-none"/>
-              </w:rPr>
-              <w:t>№</w:t>
-            </w:r>
-          </w:p>
-        </w:tc>
-        <w:tc>
-          <w:tcPr>
-            <w:tcW w:w="3405" w:type="dxa"/>
-          </w:tcPr>
-          <w:p>
-            <w:pPr>
-              <w:widowControl w:val="0"/>
-              <w:spacing w:after="0" w:line="240" w:lineRule="auto"/>
-              <w:rPr>
-                <w:sz w:val="28"/>
-                <w:szCs w:val="28"/>
-                <w:lang w:eastAsia="x-none"/>
-              </w:rPr>
-            </w:pPr>
-            <w:r>
-              <w:rPr>
-                <w:rFonts w:ascii="Times New Roman" w:eastAsia="Times New Roman" w:hAnsi="Times New Roman" w:cs="Times New Roman"/>
-                <w:sz w:val="28"/>
-                <w:szCs w:val="28"/>
-                <w:lang w:eastAsia="x-none"/>
-              </w:rPr>
-              <w:t>Лицевой счет абонента</w:t>
-            </w:r>
-          </w:p>
-        </w:tc>
-        <w:tc>
-          <w:tcPr>
-            <w:tcW w:w="6230" w:type="dxa"/>
-          </w:tcPr>
-          <w:p>
-            <w:pPr>
-              <w:widowControl w:val="0"/>
-              <w:spacing w:after="0" w:line="240" w:lineRule="auto"/>
-              <w:rPr>
-                <w:sz w:val="28"/>
-                <w:szCs w:val="28"/>
-                <w:lang w:eastAsia="x-none"/>
-              </w:rPr>
-            </w:pPr>
-            <w:r>
-              <w:rPr>
-                <w:rFonts w:ascii="Times New Roman" w:eastAsia="Times New Roman" w:hAnsi="Times New Roman" w:cs="Times New Roman"/>
-                <w:sz w:val="28"/>
-                <w:szCs w:val="28"/>
-                <w:lang w:eastAsia="x-none"/>
-              </w:rPr>
-              <w:t>Полный адрес (город, улица, дом, квартира)</w:t>
-            </w:r>
-          </w:p>
-        </w:tc>
-      </w:tr>
-      <w:tr>
-        <w:tc>
-          <w:tcPr>
-            <w:tcW w:w="985" w:type="dxa"/>
-          </w:tcPr>
-          <w:p>
-            <w:pPr>
-              <w:widowControl w:val="0"/>
-              <w:spacing w:after="0" w:line="240" w:lineRule="auto"/>
-              <w:rPr>
-                <w:rFonts w:ascii="Times New Roman" w:eastAsia="Times New Roman" w:hAnsi="Times New Roman" w:cs="Times New Roman"/>
-              </w:rPr>
-            </w:pPr>
-            <w:r>
-              <w:rPr>
-                <w:rFonts w:ascii="Times New Roman" w:eastAsia="Times New Roman" w:hAnsi="Times New Roman" w:cs="Times New Roman"/>
-              </w:rPr>
-              <w:t>1</w:t>
-            </w:r>
-          </w:p>
-        </w:tc>
-        <w:tc>
-          <w:tcPr>
-            <w:tcW w:w="3405" w:type="dxa"/>
-          </w:tcPr>
-          <w:p>
-            <w:pPr>
-              <w:widowControl w:val="0"/>
-              <w:spacing w:after="0" w:line="240" w:lineRule="auto"/>
-              <w:rPr>
-                <w:rFonts w:ascii="Times New Roman" w:eastAsia="Times New Roman" w:hAnsi="Times New Roman" w:cs="Times New Roman"/>
-              </w:rPr>
-            </w:pPr>
-            <w:r>
-              <w:rPr>
-                <w:rFonts w:ascii="Times New Roman" w:eastAsia="Times New Roman" w:hAnsi="Times New Roman" w:cs="Times New Roman"/>
-              </w:rPr>
-              <w:t>602581142</w:t>
-            </w:r>
-          </w:p>
-        </w:tc>
-        <w:tc>
-          <w:tcPr>
-            <w:tcW w:w="6230" w:type="dxa"/>
-          </w:tcPr>
-          <w:p>
-            <w:pPr>
-              <w:widowControl w:val="0"/>
-              <w:spacing w:after="0" w:line="240" w:lineRule="auto"/>
-              <w:rPr>
-                <w:rFonts w:ascii="Times New Roman" w:eastAsia="Times New Roman" w:hAnsi="Times New Roman" w:cs="Times New Roman"/>
-              </w:rPr>
-            </w:pPr>
-            <w:proofErr w:type="spellStart"/>
-            <w:r>
-              <w:rPr>
-                <w:rFonts w:ascii="Times New Roman" w:eastAsia="Times New Roman" w:hAnsi="Times New Roman" w:cs="Times New Roman"/>
-              </w:rPr>
-              <w:t>г.Новосибирск</w:t>
-            </w:r>
-            <w:proofErr w:type="spellEnd"/>
-            <w:r>
-              <w:rPr>
-                <w:rFonts w:ascii="Times New Roman" w:eastAsia="Times New Roman" w:hAnsi="Times New Roman" w:cs="Times New Roman"/>
-              </w:rPr>
-              <w:t xml:space="preserve"> </w:t>
-            </w:r>
-            <w:r>
-              <w:rPr>
-                <w:rFonts w:ascii="Times New Roman" w:eastAsia="Times New Roman" w:hAnsi="Times New Roman" w:cs="Times New Roman"/>
-              </w:rPr>
-              <w:t xml:space="preserve">ул. </w:t>
-            </w:r>
-            <w:r>
-              <w:rPr>
-                <w:rFonts w:ascii="Times New Roman" w:eastAsia="Times New Roman" w:hAnsi="Times New Roman" w:cs="Times New Roman"/>
-              </w:rPr>
-              <w:t>ВОСХОД</w:t>
-            </w:r>
-            <w:r>
-              <w:rPr>
-                <w:rFonts w:ascii="Times New Roman" w:eastAsia="Times New Roman" w:hAnsi="Times New Roman" w:cs="Times New Roman"/>
-              </w:rPr>
-              <w:t xml:space="preserve">, д. </w:t>
-            </w:r>
-            <w:r>
-              <w:rPr>
-                <w:rFonts w:ascii="Times New Roman" w:eastAsia="Times New Roman" w:hAnsi="Times New Roman" w:cs="Times New Roman"/>
-              </w:rPr>
-              <w:t>11</w:t>
-            </w:r>
-            <w:r>
-              <w:rPr>
-                <w:rFonts w:ascii="Times New Roman" w:eastAsia="Times New Roman" w:hAnsi="Times New Roman" w:cs="Times New Roman"/>
-              </w:rPr>
-              <w:t xml:space="preserve">, </w:t>
-            </w:r>
-            <w:r>
-              <w:rPr>
-                <w:rFonts w:ascii="Times New Roman" w:eastAsia="Times New Roman" w:hAnsi="Times New Roman" w:cs="Times New Roman"/>
-              </w:rPr>
-              <w:t>кв.</w:t>
-            </w:r>
-            <w:r>
-              <w:rPr>
-                <w:rFonts w:ascii="Times New Roman" w:eastAsia="Times New Roman" w:hAnsi="Times New Roman" w:cs="Times New Roman"/>
-              </w:rPr>
-              <w:t xml:space="preserve"> 14                                          07.05.2026 в период с 09:00-13:00 часов</w:t>
-            </w:r>
-          </w:p>
-        </w:tc>
-      </w:tr>
-      <w:tr>
-        <w:tc>
-          <w:tcPr>
-            <w:tcW w:w="985" w:type="dxa"/>
-          </w:tcPr>
-          <w:p>
-            <w:pPr>
-              <w:widowControl w:val="0"/>
-              <w:spacing w:after="0" w:line="240" w:lineRule="auto"/>
-              <w:rPr>
-                <w:rFonts w:ascii="Times New Roman" w:eastAsia="Times New Roman" w:hAnsi="Times New Roman" w:cs="Times New Roman"/>
-              </w:rPr>
-            </w:pPr>
-            <w:r>
-              <w:rPr>
-                <w:rFonts w:ascii="Times New Roman" w:eastAsia="Times New Roman" w:hAnsi="Times New Roman" w:cs="Times New Roman"/>
-              </w:rPr>
-              <w:t>2</w:t>
-            </w:r>
-          </w:p>
-        </w:tc>
-        <w:tc>
-          <w:tcPr>
-            <w:tcW w:w="3405" w:type="dxa"/>
-          </w:tcPr>
-          <w:p>
-            <w:pPr>
-              <w:widowControl w:val="0"/>
-              <w:spacing w:after="0" w:line="240" w:lineRule="auto"/>
-              <w:rPr>
-                <w:rFonts w:ascii="Times New Roman" w:eastAsia="Times New Roman" w:hAnsi="Times New Roman" w:cs="Times New Roman"/>
-              </w:rPr>
-            </w:pPr>
-            <w:r>
-              <w:rPr>
-                <w:rFonts w:ascii="Times New Roman" w:eastAsia="Times New Roman" w:hAnsi="Times New Roman" w:cs="Times New Roman"/>
-              </w:rPr>
-              <w:t>61078056</w:t>
-            </w:r>
-          </w:p>
-        </w:tc>
-        <w:tc>
-          <w:tcPr>
-            <w:tcW w:w="6230" w:type="dxa"/>
-          </w:tcPr>
-          <w:p>
-            <w:pPr>
-              <w:widowControl w:val="0"/>
-              <w:spacing w:after="0" w:line="240" w:lineRule="auto"/>
-              <w:rPr>
-                <w:rFonts w:ascii="Times New Roman" w:eastAsia="Times New Roman" w:hAnsi="Times New Roman" w:cs="Times New Roman"/>
-              </w:rPr>
-            </w:pPr>
-            <w:r>
-              <w:rPr>
-                <w:rFonts w:ascii="Times New Roman" w:eastAsia="Times New Roman" w:hAnsi="Times New Roman" w:cs="Times New Roman"/>
-              </w:rPr>
-              <w:t>г. НОВОСИБИРСК, ВЫБОРНАЯ УЛ. д. 124 кв.  56                              07.05.2026 в период с 13:00-17:00 часов</w:t>
-            </w:r>
-          </w:p>
-        </w:tc>
-      </w:tr>
-    </w:tbl>
-    <w:p>
-      <w:pPr>
-        <w:spacing w:after="0" w:line="240" w:lineRule="auto"/>
-      </w:pPr>
     </w:p>
     <w:p>
       <w:pPr>
@@ -1199,9 +928,16 @@
           <w:szCs w:val="24"/>
           <w:lang w:val="en-US"/>
         </w:rPr>
-        <w:t>{</w:t>
-      </w:r>
-      <w:proofErr w:type="gramStart"/>
+        <w:t>{{</w:t>
+      </w:r>
+      <w:r>
+        <w:rPr>
+          <w:rFonts w:ascii="Times New Roman" w:hAnsi="Times New Roman" w:cs="Times New Roman"/>
+          <w:sz w:val="24"/>
+          <w:szCs w:val="24"/>
+        </w:rPr>
+        <w:t>:</w:t>
+      </w:r>
       <w:r>
         <w:rPr>
           <w:rFonts w:ascii="Times New Roman" w:hAnsi="Times New Roman" w:cs="Times New Roman"/>
@@ -1209,15 +945,7 @@
           <w:szCs w:val="24"/>
           <w:lang w:val="en-US"/>
         </w:rPr>
-        <w:t>{</w:t>
-      </w:r>
-      <w:r>
-        <w:rPr>
-          <w:rFonts w:ascii="Times New Roman" w:hAnsi="Times New Roman" w:cs="Times New Roman"/>
-          <w:sz w:val="24"/>
-          <w:szCs w:val="24"/>
-        </w:rPr>
-        <w:t>:</w:t>
+        <w:t>table}</w:t>
       </w:r>
       <w:r>
         <w:rPr>
@@ -1226,36 +954,18 @@
           <w:szCs w:val="24"/>
           <w:lang w:val="en-US"/>
         </w:rPr>
-        <w:t>table</w:t>
-      </w:r>
-      <w:proofErr w:type="gramEnd"/>
-      <w:r>
+        <w:t>}</w:t>
+      </w:r>
+    </w:p>
+    <w:p>
+      <w:pPr>
+        <w:spacing w:after="0" w:line="240" w:lineRule="auto"/>
         <w:rPr>
           <w:rFonts w:ascii="Times New Roman" w:hAnsi="Times New Roman" w:cs="Times New Roman"/>
           <w:sz w:val="24"/>
           <w:szCs w:val="24"/>
-          <w:lang w:val="en-US"/>
-        </w:rPr>
-        <w:t>}</w:t>
-      </w:r>
-      <w:r>
-        <w:rPr>
-          <w:rFonts w:ascii="Times New Roman" w:hAnsi="Times New Roman" w:cs="Times New Roman"/>
-          <w:sz w:val="24"/>
-          <w:szCs w:val="24"/>
-          <w:lang w:val="en-US"/>
-        </w:rPr>
-        <w:t>}</w:t>
-      </w:r>
-      <w:r>
-        <w:rPr>
-          <w:rFonts w:ascii="Times New Roman" w:hAnsi="Times New Roman" w:cs="Times New Roman"/>
-          <w:sz w:val="24"/>
-          <w:szCs w:val="24"/>
-          <w:lang w:val="en-US"/>
-        </w:rPr>
-        <w:t xml:space="preserve"> </w:t>
-      </w:r>
+        </w:rPr>
+      </w:pPr>
     </w:p>
     <w:sectPr>
       <w:pgSz w:w="11906" w:h="16838"/>
